--- a/Documentacion/Avance_Biblioteca_1.3.docx
+++ b/Documentacion/Avance_Biblioteca_1.3.docx
@@ -19952,7 +19952,7 @@
                 <w:sz w:val="19"/>
                 <w:szCs w:val="19"/>
               </w:rPr>
-              <w:t xml:space="preserve">0 de 22</w:t>
+              <w:t xml:space="preserve">1 de 22</w:t>
             </w:r>
           </w:p>
         </w:tc>
@@ -19975,7 +19975,7 @@
                 <w:sz w:val="19"/>
                 <w:szCs w:val="19"/>
               </w:rPr>
-              <w:t xml:space="preserve">0 de 95</w:t>
+              <w:t xml:space="preserve">2 de 95</w:t>
             </w:r>
           </w:p>
         </w:tc>
@@ -20328,7 +20328,7 @@
                 <w:sz w:val="19"/>
                 <w:szCs w:val="19"/>
               </w:rPr>
-              <w:t xml:space="preserve">27 de 60</w:t>
+              <w:t xml:space="preserve">28 de 60</w:t>
             </w:r>
           </w:p>
         </w:tc>
@@ -20351,7 +20351,7 @@
                 <w:sz w:val="19"/>
                 <w:szCs w:val="19"/>
               </w:rPr>
-              <w:t xml:space="preserve">111 de 261</w:t>
+              <w:t xml:space="preserve">113 de 261</w:t>
             </w:r>
           </w:p>
         </w:tc>
@@ -20449,7 +20449,7 @@
           <w:sz w:val="22"/>
           <w:szCs w:val="22"/>
         </w:rPr>
-        <w:t xml:space="preserve">De las 33 historias abiertas, veintidós pertenecen al Sprint 1: los ocho entregables gráficos, la documentación pendiente y las ocho peticiones de la escuela. El resto corresponde a funcionalidad que el sistema Java nunca tuvo:</w:t>
+        <w:t xml:space="preserve">De las 32 historias abiertas, veintiuna pertenecen al Sprint 1: los ocho entregables gráficos, la documentación pendiente y las ocho peticiones de la escuela. El resto corresponde a funcionalidad que el sistema Java nunca tuvo:</w:t>
       </w:r>
     </w:p>
     <w:p>
